--- a/downloads/handouts/Unit 05/Handout 05.17 - Build Milestones and Stuck Protocol.docx
+++ b/downloads/handouts/Unit 05/Handout 05.17 - Build Milestones and Stuck Protocol.docx
@@ -26,18 +26,6 @@
       </w:pPr>
       <w:r>
         <w:t xml:space="preserve">Word bank: needle, thread, knot, stitch, cut, finished</w:t>
-      </w:r>
-      <w:r>
-        <w:t xml:space="preserve"> </w:t>
-      </w:r>
-      <w:r>
-        <w:t xml:space="preserve">Turkish: iğne, iplik, düğüm, dikiş, kesmek, bitti</w:t>
-      </w:r>
-      <w:r>
-        <w:t xml:space="preserve"> </w:t>
-      </w:r>
-      <w:r>
-        <w:t xml:space="preserve">Portuguese: agulha, linha, nó, ponto, cortar, pronto</w:t>
       </w:r>
       <w:r>
         <w:t xml:space="preserve"> </w:t>
@@ -1567,8 +1555,11 @@
       </w:r>
     </w:p>
     <w:p>
-      <w:r>
-        <w:br w:type="page"/>
+      <w:pPr>
+        <w:pStyle w:val="BodyText"/>
+      </w:pPr>
+      <w:r>
+        <w:t xml:space="preserve">________________________________________________________________</w:t>
       </w:r>
     </w:p>
     <w:p>

--- a/downloads/handouts/Unit 05/Handout 05.17 - Build Milestones and Stuck Protocol.docx
+++ b/downloads/handouts/Unit 05/Handout 05.17 - Build Milestones and Stuck Protocol.docx
@@ -6,9 +6,9 @@
       <w:pPr>
         <w:pStyle w:val="Heading1"/>
       </w:pPr>
-      <w:bookmarkStart w:id="20" w:name="Xac620264af0738a042046852cf61e362202da40"/>
-      <w:r>
-        <w:t xml:space="preserve">Handout 05.17: Build Milestones and Stuck Protocol</w:t>
+      <w:bookmarkStart w:id="20" w:name="X654e09ff8d09f7e761f137415450594d123a2a4"/>
+      <w:r>
+        <w:t xml:space="preserve">Handout 5.17: Build Milestones and Stuck Protocol</w:t>
       </w:r>
       <w:bookmarkEnd w:id="20"/>
     </w:p>

--- a/downloads/handouts/Unit 05/Handout 05.17 - Build Milestones and Stuck Protocol.docx
+++ b/downloads/handouts/Unit 05/Handout 05.17 - Build Milestones and Stuck Protocol.docx
@@ -134,7 +134,7 @@
         <w:pStyle w:val="FirstParagraph"/>
       </w:pPr>
       <w:r>
-        <w:t xml:space="preserve">If you drop one, say so out loud and pick it up before you do anything else. Shears and snips travel closed and pointing down and are handed over handle first. Never walk with a threaded needle in your hand; put it in the fabric first. Shears back in the kit at the end, blades closed.</w:t>
+        <w:t xml:space="preserve">If you drop one, say so out loud. Pick it up before you do anything else. Shears and snips travel closed and pointing down. Hand them over handle first. Never walk with a threaded needle in your hand. Put it in the fabric first. Shears go back in the kit at the end, blades closed.</w:t>
       </w:r>
     </w:p>
     <w:p>
@@ -482,7 +482,7 @@
         <w:t xml:space="preserve"> </w:t>
       </w:r>
       <w:r>
-        <w:t xml:space="preserve">The stitch card shows the stitch in three steps with a real stitched sample. Do two practice stitches on a scrap.</w:t>
+        <w:t xml:space="preserve">The stitch card at your station shows the stitch in three steps, with a real stitched sample. Do two practice stitches on a scrap.</w:t>
       </w:r>
     </w:p>
     <w:p>
@@ -564,7 +564,7 @@
         <w:t xml:space="preserve"> </w:t>
       </w:r>
       <w:r>
-        <w:t xml:space="preserve">card and keep working on something you can do. Cards get answered in the order they go up.</w:t>
+        <w:t xml:space="preserve">card. Keep working on something you can do. Cards get answered in the order they go up.</w:t>
       </w:r>
     </w:p>
     <w:p>
@@ -582,7 +582,7 @@
         <w:pStyle w:val="FirstParagraph"/>
       </w:pPr>
       <w:r>
-        <w:t xml:space="preserve">Write it down when you get stuck. This is not a punishment, it is how you find your own pattern.</w:t>
+        <w:t xml:space="preserve">Write it down when you get stuck. This is not a punishment. It is how you find your own pattern.</w:t>
       </w:r>
     </w:p>
     <w:tbl>
@@ -1163,7 +1163,7 @@
         <w:pStyle w:val="FirstParagraph"/>
       </w:pPr>
       <w:r>
-        <w:t xml:space="preserve">Seven lines. Check each one yourself, fix what fails, then bring it to the teacher to initial.</w:t>
+        <w:t xml:space="preserve">Seven lines. Check each one yourself. Fix what fails. Then bring it to the teacher to initial.</w:t>
       </w:r>
     </w:p>
     <w:tbl>
@@ -1498,7 +1498,7 @@
               <w:jc w:val="left"/>
             </w:pPr>
             <w:r>
-              <w:t xml:space="preserve">My name is on the bag, not sewn into the item</w:t>
+              <w:t xml:space="preserve">My name is on the zip bag, not sewn into the item</w:t>
             </w:r>
           </w:p>
         </w:tc>
@@ -1551,7 +1551,7 @@
         <w:pStyle w:val="BodyText"/>
       </w:pPr>
       <w:r>
-        <w:t xml:space="preserve">If anything is not finished, write here what is left and when it will be done (the first ten minutes of Lesson 5.18 Day 1 is the finishing window):</w:t>
+        <w:t xml:space="preserve">If anything is not finished, write here what is left and when it will be done. The first 10 minutes of Lesson 5.18 Day 1 is the finishing window.</w:t>
       </w:r>
     </w:p>
     <w:p>
@@ -1559,7 +1559,7 @@
         <w:pStyle w:val="BodyText"/>
       </w:pPr>
       <w:r>
-        <w:t xml:space="preserve">________________________________________________________________</w:t>
+        <w:t xml:space="preserve">What is left: ____________________________________________________________</w:t>
       </w:r>
     </w:p>
     <w:p>
@@ -1576,7 +1576,7 @@
         <w:t xml:space="preserve"> </w:t>
       </w:r>
       <w:r>
-        <w:t xml:space="preserve">minute 10, if you are behind, switch to your reduced-scope version</w:t>
+        <w:t xml:space="preserve">minute 10: if you are behind, switch to your reduced-scope version</w:t>
       </w:r>
       <w:r>
         <w:t xml:space="preserve"> </w:t>
@@ -1588,7 +1588,7 @@
         <w:t xml:space="preserve">now</w:t>
       </w:r>
       <w:r>
-        <w:t xml:space="preserve">. Minute 18, start finishing: knots, trims, closure.</w:t>
+        <w:t xml:space="preserve">. Minute 18: start finishing. Knots, trims, closure.</w:t>
       </w:r>
     </w:p>
     <w:p>
@@ -1653,7 +1653,7 @@
         <w:t xml:space="preserve"> </w:t>
       </w:r>
       <w:r>
-        <w:t xml:space="preserve">From the Easy list, from the scrap bin, planned on the back of your plan sheet, approved in thirty seconds. Most early finishers pick the headband, the phone sleeve, or a patchwork square.</w:t>
+        <w:t xml:space="preserve">Pick one from the Easy list. Use the scrap bin. Plan it on the back of your plan sheet. The teacher approves it in 30 seconds. Most early finishers pick the headband, the phone sleeve, or a patchwork square.</w:t>
       </w:r>
     </w:p>
     <w:p>
@@ -1678,7 +1678,7 @@
         <w:t xml:space="preserve"> </w:t>
       </w:r>
       <w:r>
-        <w:t xml:space="preserve">Thread needles for other people, hold fabric while a partner stitches a corner, show somebody a stitch off the stitch card, keep the scrap basket clear. Helping counts in the participation and safety category, and teaching a stitch correctly gets noted on your rubric.</w:t>
+        <w:t xml:space="preserve">Thread needles for other people. Hold fabric while a partner stitches a corner. Show somebody a stitch off the stitch card. Keep the scrap basket clear. Helping counts in the participation and safety category. Teaching a stitch correctly gets noted on your rubric.</w:t>
       </w:r>
     </w:p>
     <w:p>
@@ -1703,7 +1703,7 @@
         <w:t xml:space="preserve"> </w:t>
       </w:r>
       <w:r>
-        <w:t xml:space="preserve">Add a reinforcement at a stress point (a bar tack at each end of a drawstring channel or at the corners of a pocket), a second row of stitching on the seam that carries the weight, or a hand-stitched detail. Say what you added on your display card and it counts on rubric criterion 2.</w:t>
+        <w:t xml:space="preserve">Add a reinforcement at a stress point (a bar tack at each end of a drawstring channel, or at the corners of a pocket). Or add a second row of stitching on the seam that carries the weight. Or add a hand-stitched detail. Say what you added on your display card. It counts on rubric criterion 2.</w:t>
       </w:r>
     </w:p>
     <w:p>
@@ -1734,7 +1734,7 @@
         <w:pStyle w:val="FirstParagraph"/>
       </w:pPr>
       <w:r>
-        <w:t xml:space="preserve">Your own reduced-scope version is on your design brief from Lesson 5.15. Here are the common ones. Switching is a decision, not a failure, and you are scored on the same five criteria for what you actually made.</w:t>
+        <w:t xml:space="preserve">Your own reduced-scope version is on your design brief from Lesson 5.15. Here are the common ones. Switching is a decision, not a failure. You are scored on the same five criteria for what you actually made.</w:t>
       </w:r>
     </w:p>
     <w:tbl>
@@ -1829,7 +1829,7 @@
               <w:jc w:val="left"/>
             </w:pPr>
             <w:r>
-              <w:t xml:space="preserve">Towel flat pouch: two backstitched sides, folded top, no casing</w:t>
+              <w:t xml:space="preserve">Towel flat pouch: two backstitched sides, folded top, no channel</w:t>
             </w:r>
           </w:p>
         </w:tc>
@@ -1877,7 +1877,7 @@
               <w:jc w:val="left"/>
             </w:pPr>
             <w:r>
-              <w:t xml:space="preserve">Pillowcase flat bag: one seam, a ribbon tied at the top instead of a casing</w:t>
+              <w:t xml:space="preserve">Pillowcase flat bag: one seam, a ribbon tied at the top instead of a channel</w:t>
             </w:r>
           </w:p>
         </w:tc>
@@ -2010,7 +2010,7 @@
               <w:jc w:val="left"/>
             </w:pPr>
             <w:r>
-              <w:t xml:space="preserve">Shirt into a pillow cover</w:t>
+              <w:t xml:space="preserve">Shirt pillow cover (a second choice)</w:t>
             </w:r>
           </w:p>
         </w:tc>
@@ -2136,7 +2136,7 @@
         <w:pStyle w:val="Compact"/>
       </w:pPr>
       <w:r>
-        <w:t xml:space="preserve">Fabric glue or iron-on hem tape for one of your two joins (the other one is hand stitched, so the stitch requirement is still met). The iron is used by the teacher only.</w:t>
+        <w:t xml:space="preserve">Fabric glue or iron-on hem tape for one of your two joins. The other join is hand stitched, so the stitch rule is still met. The iron is used by the teacher only.</w:t>
       </w:r>
     </w:p>
     <w:p>
@@ -2148,7 +2148,7 @@
         <w:pStyle w:val="Compact"/>
       </w:pPr>
       <w:r>
-        <w:t xml:space="preserve">A larger item with longer stitches, which is easier to control than a small item with small stitches</w:t>
+        <w:t xml:space="preserve">A larger item with longer stitches. It is easier to control than a small item with small stitches.</w:t>
       </w:r>
     </w:p>
     <w:p>
